--- a/tugas_praktikum/tugas_01_03/JOBSHEET01_03.docx
+++ b/tugas_praktikum/tugas_01_03/JOBSHEET01_03.docx
@@ -481,7 +481,15 @@
           <w:szCs w:val="28"/>
         </w:rPr>
         <w:lastRenderedPageBreak/>
-        <w:t>Hasil Java</w:t>
+        <w:t xml:space="preserve">Hasil </w:t>
+      </w:r>
+      <w:r>
+        <w:rPr>
+          <w:rFonts w:ascii="Times New Roman" w:hAnsi="Times New Roman" w:cs="Times New Roman"/>
+          <w:sz w:val="28"/>
+          <w:szCs w:val="28"/>
+        </w:rPr>
+        <w:t>RobotArm03</w:t>
       </w:r>
     </w:p>
     <w:p>
@@ -499,15 +507,14 @@
       <w:r>
         <w:rPr>
           <w:rFonts w:ascii="Times New Roman" w:hAnsi="Times New Roman" w:cs="Times New Roman"/>
-          <w:noProof/>
           <w:sz w:val="28"/>
           <w:szCs w:val="28"/>
         </w:rPr>
         <w:drawing>
-          <wp:inline distT="0" distB="0" distL="0" distR="0" wp14:anchorId="52983809" wp14:editId="1570963A">
-            <wp:extent cx="5943600" cy="3151505"/>
+          <wp:inline distT="0" distB="0" distL="0" distR="0" wp14:anchorId="2C3A2BAF" wp14:editId="6C76EEA5">
+            <wp:extent cx="5943600" cy="3150235"/>
             <wp:effectExtent l="0" t="0" r="0" b="0"/>
-            <wp:docPr id="1793017429" name="Picture 1"/>
+            <wp:docPr id="501874176" name="Picture 1"/>
             <wp:cNvGraphicFramePr>
               <a:graphicFrameLocks xmlns:a="http://schemas.openxmlformats.org/drawingml/2006/main" noChangeAspect="1"/>
             </wp:cNvGraphicFramePr>
@@ -515,7 +522,7 @@
               <a:graphicData uri="http://schemas.openxmlformats.org/drawingml/2006/picture">
                 <pic:pic xmlns:pic="http://schemas.openxmlformats.org/drawingml/2006/picture">
                   <pic:nvPicPr>
-                    <pic:cNvPr id="1793017429" name=""/>
+                    <pic:cNvPr id="501874176" name=""/>
                     <pic:cNvPicPr/>
                   </pic:nvPicPr>
                   <pic:blipFill>
@@ -527,7 +534,7 @@
                   <pic:spPr>
                     <a:xfrm>
                       <a:off x="0" y="0"/>
-                      <a:ext cx="5943600" cy="3151505"/>
+                      <a:ext cx="5943600" cy="3150235"/>
                     </a:xfrm>
                     <a:prstGeom prst="rect">
                       <a:avLst/>
@@ -551,81 +558,6 @@
     </w:p>
     <w:p>
       <w:pPr>
-        <w:pStyle w:val="ListParagraph"/>
-        <w:numPr>
-          <w:ilvl w:val="0"/>
-          <w:numId w:val="3"/>
-        </w:numPr>
-        <w:rPr>
-          <w:rFonts w:ascii="Times New Roman" w:hAnsi="Times New Roman" w:cs="Times New Roman"/>
-          <w:sz w:val="28"/>
-          <w:szCs w:val="28"/>
-        </w:rPr>
-      </w:pPr>
-      <w:r>
-        <w:rPr>
-          <w:rFonts w:ascii="Times New Roman" w:hAnsi="Times New Roman" w:cs="Times New Roman"/>
-          <w:sz w:val="28"/>
-          <w:szCs w:val="28"/>
-        </w:rPr>
-        <w:t>Hasil Javac</w:t>
-      </w:r>
-    </w:p>
-    <w:p>
-      <w:pPr>
-        <w:ind w:left="360"/>
-        <w:rPr>
-          <w:rFonts w:ascii="Times New Roman" w:hAnsi="Times New Roman" w:cs="Times New Roman"/>
-          <w:sz w:val="28"/>
-          <w:szCs w:val="28"/>
-        </w:rPr>
-      </w:pPr>
-      <w:r>
-        <w:rPr>
-          <w:rFonts w:ascii="Times New Roman" w:hAnsi="Times New Roman" w:cs="Times New Roman"/>
-          <w:noProof/>
-          <w:sz w:val="28"/>
-          <w:szCs w:val="28"/>
-        </w:rPr>
-        <w:drawing>
-          <wp:inline distT="0" distB="0" distL="0" distR="0" wp14:anchorId="6D52CF1B" wp14:editId="155D71F9">
-            <wp:extent cx="5943600" cy="3151505"/>
-            <wp:effectExtent l="0" t="0" r="0" b="0"/>
-            <wp:docPr id="1553910332" name="Picture 1"/>
-            <wp:cNvGraphicFramePr>
-              <a:graphicFrameLocks xmlns:a="http://schemas.openxmlformats.org/drawingml/2006/main" noChangeAspect="1"/>
-            </wp:cNvGraphicFramePr>
-            <a:graphic xmlns:a="http://schemas.openxmlformats.org/drawingml/2006/main">
-              <a:graphicData uri="http://schemas.openxmlformats.org/drawingml/2006/picture">
-                <pic:pic xmlns:pic="http://schemas.openxmlformats.org/drawingml/2006/picture">
-                  <pic:nvPicPr>
-                    <pic:cNvPr id="1553910332" name=""/>
-                    <pic:cNvPicPr/>
-                  </pic:nvPicPr>
-                  <pic:blipFill>
-                    <a:blip r:embed="rId8"/>
-                    <a:stretch>
-                      <a:fillRect/>
-                    </a:stretch>
-                  </pic:blipFill>
-                  <pic:spPr>
-                    <a:xfrm>
-                      <a:off x="0" y="0"/>
-                      <a:ext cx="5943600" cy="3151505"/>
-                    </a:xfrm>
-                    <a:prstGeom prst="rect">
-                      <a:avLst/>
-                    </a:prstGeom>
-                  </pic:spPr>
-                </pic:pic>
-              </a:graphicData>
-            </a:graphic>
-          </wp:inline>
-        </w:drawing>
-      </w:r>
-    </w:p>
-    <w:p>
-      <w:pPr>
         <w:ind w:firstLine="720"/>
         <w:rPr>
           <w:rFonts w:ascii="Times New Roman" w:hAnsi="Times New Roman" w:cs="Times New Roman"/>
@@ -658,7 +590,6 @@
           <w:sz w:val="28"/>
           <w:szCs w:val="28"/>
         </w:rPr>
-        <w:lastRenderedPageBreak/>
         <w:t>Pertanyaan</w:t>
       </w:r>
       <w:proofErr w:type="spellEnd"/>
@@ -1270,27 +1201,58 @@
     </w:p>
     <w:p>
       <w:pPr>
-        <w:rPr>
-          <w:rFonts w:ascii="Times New Roman" w:hAnsi="Times New Roman" w:cs="Times New Roman"/>
-          <w:sz w:val="28"/>
-          <w:szCs w:val="28"/>
-        </w:rPr>
-      </w:pPr>
-    </w:p>
-    <w:p>
-      <w:pPr>
-        <w:rPr>
-          <w:rFonts w:ascii="Times New Roman" w:hAnsi="Times New Roman" w:cs="Times New Roman"/>
-          <w:sz w:val="28"/>
-          <w:szCs w:val="28"/>
-        </w:rPr>
-      </w:pPr>
-      <w:r>
-        <w:rPr>
-          <w:rFonts w:ascii="Times New Roman" w:hAnsi="Times New Roman" w:cs="Times New Roman"/>
-          <w:sz w:val="28"/>
-          <w:szCs w:val="28"/>
-        </w:rPr>
+        <w:pStyle w:val="ListParagraph"/>
+        <w:rPr>
+          <w:rFonts w:ascii="Times New Roman" w:hAnsi="Times New Roman" w:cs="Times New Roman"/>
+          <w:sz w:val="28"/>
+          <w:szCs w:val="28"/>
+        </w:rPr>
+      </w:pPr>
+    </w:p>
+    <w:p>
+      <w:pPr>
+        <w:pStyle w:val="ListParagraph"/>
+        <w:rPr>
+          <w:rFonts w:ascii="Times New Roman" w:hAnsi="Times New Roman" w:cs="Times New Roman"/>
+          <w:sz w:val="28"/>
+          <w:szCs w:val="28"/>
+        </w:rPr>
+      </w:pPr>
+    </w:p>
+    <w:p>
+      <w:pPr>
+        <w:pStyle w:val="ListParagraph"/>
+        <w:rPr>
+          <w:rFonts w:ascii="Times New Roman" w:hAnsi="Times New Roman" w:cs="Times New Roman"/>
+          <w:sz w:val="28"/>
+          <w:szCs w:val="28"/>
+        </w:rPr>
+      </w:pPr>
+    </w:p>
+    <w:p>
+      <w:pPr>
+        <w:rPr>
+          <w:rFonts w:ascii="Times New Roman" w:hAnsi="Times New Roman" w:cs="Times New Roman"/>
+          <w:sz w:val="28"/>
+          <w:szCs w:val="28"/>
+        </w:rPr>
+      </w:pPr>
+    </w:p>
+    <w:p>
+      <w:pPr>
+        <w:rPr>
+          <w:rFonts w:ascii="Times New Roman" w:hAnsi="Times New Roman" w:cs="Times New Roman"/>
+          <w:sz w:val="28"/>
+          <w:szCs w:val="28"/>
+        </w:rPr>
+      </w:pPr>
+      <w:r>
+        <w:rPr>
+          <w:rFonts w:ascii="Times New Roman" w:hAnsi="Times New Roman" w:cs="Times New Roman"/>
+          <w:sz w:val="28"/>
+          <w:szCs w:val="28"/>
+        </w:rPr>
+        <w:lastRenderedPageBreak/>
         <w:t>2.1</w:t>
       </w:r>
     </w:p>
@@ -2369,56 +2331,6 @@
     <w:p>
       <w:pPr>
         <w:pStyle w:val="ListParagraph"/>
-        <w:rPr>
-          <w:rFonts w:ascii="Times New Roman" w:hAnsi="Times New Roman" w:cs="Times New Roman"/>
-          <w:sz w:val="28"/>
-          <w:szCs w:val="28"/>
-        </w:rPr>
-      </w:pPr>
-    </w:p>
-    <w:p>
-      <w:pPr>
-        <w:pStyle w:val="ListParagraph"/>
-        <w:rPr>
-          <w:rFonts w:ascii="Times New Roman" w:hAnsi="Times New Roman" w:cs="Times New Roman"/>
-          <w:sz w:val="28"/>
-          <w:szCs w:val="28"/>
-        </w:rPr>
-      </w:pPr>
-    </w:p>
-    <w:p>
-      <w:pPr>
-        <w:pStyle w:val="ListParagraph"/>
-        <w:rPr>
-          <w:rFonts w:ascii="Times New Roman" w:hAnsi="Times New Roman" w:cs="Times New Roman"/>
-          <w:sz w:val="28"/>
-          <w:szCs w:val="28"/>
-        </w:rPr>
-      </w:pPr>
-    </w:p>
-    <w:p>
-      <w:pPr>
-        <w:pStyle w:val="ListParagraph"/>
-        <w:rPr>
-          <w:rFonts w:ascii="Times New Roman" w:hAnsi="Times New Roman" w:cs="Times New Roman"/>
-          <w:sz w:val="28"/>
-          <w:szCs w:val="28"/>
-        </w:rPr>
-      </w:pPr>
-    </w:p>
-    <w:p>
-      <w:pPr>
-        <w:pStyle w:val="ListParagraph"/>
-        <w:rPr>
-          <w:rFonts w:ascii="Times New Roman" w:hAnsi="Times New Roman" w:cs="Times New Roman"/>
-          <w:sz w:val="28"/>
-          <w:szCs w:val="28"/>
-        </w:rPr>
-      </w:pPr>
-    </w:p>
-    <w:p>
-      <w:pPr>
-        <w:pStyle w:val="ListParagraph"/>
         <w:numPr>
           <w:ilvl w:val="0"/>
           <w:numId w:val="6"/>
@@ -2436,7 +2348,6 @@
           <w:sz w:val="28"/>
           <w:szCs w:val="28"/>
         </w:rPr>
-        <w:lastRenderedPageBreak/>
         <w:t>Apakah</w:t>
       </w:r>
       <w:proofErr w:type="spellEnd"/>
@@ -2582,7 +2493,7 @@
                     <pic:cNvPicPr/>
                   </pic:nvPicPr>
                   <pic:blipFill>
-                    <a:blip r:embed="rId9"/>
+                    <a:blip r:embed="rId8"/>
                     <a:stretch>
                       <a:fillRect/>
                     </a:stretch>
@@ -3439,7 +3350,6 @@
           <w:sz w:val="28"/>
           <w:szCs w:val="28"/>
         </w:rPr>
-        <w:lastRenderedPageBreak/>
         <w:drawing>
           <wp:inline distT="0" distB="0" distL="0" distR="0" wp14:anchorId="0F23DEF7" wp14:editId="09BF48CC">
             <wp:extent cx="5943600" cy="3134995"/>
@@ -3456,7 +3366,7 @@
                     <pic:cNvPicPr/>
                   </pic:nvPicPr>
                   <pic:blipFill>
-                    <a:blip r:embed="rId10"/>
+                    <a:blip r:embed="rId9"/>
                     <a:stretch>
                       <a:fillRect/>
                     </a:stretch>
